--- a/docs/SIMF-HLD-005-MoD-HLD-External-v1.1.docx
+++ b/docs/SIMF-HLD-005-MoD-HLD-External-v1.1.docx
@@ -5220,6 +5220,46 @@
         </w:rPr>
         <w:lastRenderedPageBreak/>
         <w:t>Figure 3. SIMF system and data flow. A data flow diagram in Gane and Sarson notation: a level 0 context view and a level 1 decomposition that balances with it. Answers technical review point 7.</w:t>
+      </w:r>
+    </w:p>
+    <w:p>
+      <w:r>
+        <w:rPr>
+          <w:b/>
+        </w:rPr>
+        <w:t>Third-party services and the data sent to them</w:t>
+      </w:r>
+    </w:p>
+    <w:p>
+      <w:r>
+        <w:rPr>
+          <w:b w:val="0"/>
+        </w:rPr>
+        <w:t>The video platform, the AI service and the e-mail relay are called over public URLs. They are integration endpoints, not components designed as part of this solution, so they appear in the data-flow view above and deliberately not in the component view. What matters about each is the data that crosses the system boundary, stated below.</w:t>
+      </w:r>
+    </w:p>
+    <w:p>
+      <w:r>
+        <w:rPr>
+          <w:b w:val="0"/>
+        </w:rPr>
+        <w:t>Video platform (YouTube). Receives the live session stream while a session is running, and the session summary video published after it. No attendee record and no personal data accompany either; the platform receives video content and a public video identifier.</w:t>
+      </w:r>
+    </w:p>
+    <w:p>
+      <w:r>
+        <w:rPr>
+          <w:b w:val="0"/>
+        </w:rPr>
+        <w:t>AI service (Gemini API). Receives session speech and text for subtitle generation; session content for summarisation; attendee questions submitted during a session, for filtering before they reach the moderator queue; and FAQ and support text for the assistant. The unit of work is the content itself.</w:t>
+      </w:r>
+    </w:p>
+    <w:p>
+      <w:r>
+        <w:rPr>
+          <w:b w:val="0"/>
+        </w:rPr>
+        <w:t>E-mail relay. Receives notifications only: the account, booking, session and announcement messages raised by the platform, each addressed to its recipient. It receives no session content and nothing from the AI or video paths.</w:t>
       </w:r>
     </w:p>
     <w:p>
@@ -11904,7 +11944,7 @@
               <w:rPr>
                 <w:sz w:val="18"/>
               </w:rPr>
-              <w:t>No AI provider is enabled, so no AI traffic leaves. Only the caption call goes out, carrying a public video id.</w:t>
+              <w:t>Outbound AI traffic goes to the Gemini API and carries session content: speech and text for subtitles, session content for summarisation, attendee questions for filtering, and FAQ and support text. The video path is separate and carries the live session stream, the session summary video and a public video id. Both leave only through the controlled egress point. See the third-party data statement under the data-flow figure.</w:t>
             </w:r>
           </w:p>
         </w:tc>
@@ -12274,7 +12314,7 @@
               <w:rPr>
                 <w:sz w:val="18"/>
               </w:rPr>
-              <w:t>Only YouTube, and only a public video id. Nothing is sent to an AI provider today.</w:t>
+              <w:t>Two outbound paths. YouTube receives the live session stream, the session summary video and a public video id. The Gemini API receives session speech and text, session content for summarisation, attendee questions for filtering, and FAQ and support text. Each is itemised in the third-party data statement under the data-flow figure.</w:t>
             </w:r>
           </w:p>
         </w:tc>

--- a/docs/SIMF-HLD-005-MoD-HLD-External-v1.1.docx
+++ b/docs/SIMF-HLD-005-MoD-HLD-External-v1.1.docx
@@ -1768,73 +1768,72 @@
                 <w:b/>
                 <w:sz w:val="24"/>
               </w:rPr>
-              <w:t xml:space="preserve">Internal applications: </w:t>
-            </w:r>
-            <w:r>
-              <w:rPr>
-                <w:sz w:val="24"/>
-              </w:rPr>
-              <w:t>SMTP e-mail relay, Syslog / SIEM, a filesystem file store, and SQL Server 2022 (Standard in Development / Test; Enterprise in an AlwaysOn Availability Group for production).</w:t>
-            </w:r>
-          </w:p>
-          <w:p>
-            <w:pPr>
-              <w:bidi w:val="0"/>
-              <w:spacing w:after="80"/>
-              <w:jc w:val="left"/>
-            </w:pPr>
-            <w:r>
-              <w:rPr>
-                <w:b/>
-                <w:sz w:val="24"/>
-              </w:rPr>
-              <w:t xml:space="preserve">External (outbound only, via the controlled egress point): </w:t>
-            </w:r>
-            <w:r>
-              <w:rPr>
-                <w:sz w:val="24"/>
-              </w:rPr>
-              <w:t>YouTube caption API, a server-to-server subtitle import that sends the public video id only. This is the sole outbound integration in the system. Artificial intelligence is not an external integration: no AI provider is enabled in the delivered configuration, so no AI request, session content or credential leaves the ministry network.</w:t>
-            </w:r>
-          </w:p>
-          <w:p>
-            <w:pPr>
-              <w:bidi w:val="0"/>
-              <w:spacing w:after="80"/>
-              <w:jc w:val="left"/>
-            </w:pPr>
-            <w:r>
-              <w:rPr>
-                <w:b/>
-                <w:sz w:val="24"/>
-              </w:rPr>
-              <w:t xml:space="preserve">Client-side: </w:t>
-            </w:r>
-            <w:r>
-              <w:rPr>
-                <w:sz w:val="24"/>
-              </w:rPr>
-              <w:t>YouTube live playback, performed by the attendee device; the platform stores only the stream URL.</w:t>
-            </w:r>
-          </w:p>
-          <w:p>
-            <w:pPr>
-              <w:bidi w:val="0"/>
-              <w:spacing w:after="80"/>
-              <w:jc w:val="left"/>
-            </w:pPr>
-            <w:r>
-              <w:rPr>
-                <w:b/>
-                <w:sz w:val="24"/>
-              </w:rPr>
-              <w:t xml:space="preserve">Not integrated: </w:t>
-            </w:r>
-            <w:r>
-              <w:rPr>
-                <w:sz w:val="24"/>
-              </w:rPr>
-              <w:t>Active Directory / LDAP. SIMF operates its own ASP.NET Core Identity store.</w:t>
+              <w:t>Internal applications: SMTP e-mail relay, Syslog / SIEM, a filesystem file store, and SQL Server 2022 (Standard in Development / Test; Enterprise in an AlwaysOn Availability Group for production).</w:t>
+              <w:br/>
+              <w:t>External (outbound only, via the controlled egress point): the video platform and the AI service. These are integration endpoints called over public URLs, not components of the solution, so they are shown in the data-flow view and not in the component view. The data each one receives is itemised in the third-party data statement under the data-flow figure.</w:t>
+              <w:br/>
+              <w:t>Client-side: YouTube live playback, performed by the attendee device; the platform stores only the stream URL.</w:t>
+              <w:br/>
+              <w:t>Not integrated: Active Directory / LDAP. SIMF operates its own ASP.NET Core Identity store.</w:t>
+            </w:r>
+            <w:r>
+              <w:rPr>
+                <w:sz w:val="24"/>
+              </w:rPr>
+            </w:r>
+          </w:p>
+          <w:p>
+            <w:pPr>
+              <w:bidi w:val="0"/>
+              <w:spacing w:after="80"/>
+              <w:jc w:val="left"/>
+            </w:pPr>
+            <w:r>
+              <w:rPr>
+                <w:b/>
+                <w:sz w:val="24"/>
+              </w:rPr>
+            </w:r>
+            <w:r>
+              <w:rPr>
+                <w:sz w:val="24"/>
+              </w:rPr>
+            </w:r>
+          </w:p>
+          <w:p>
+            <w:pPr>
+              <w:bidi w:val="0"/>
+              <w:spacing w:after="80"/>
+              <w:jc w:val="left"/>
+            </w:pPr>
+            <w:r>
+              <w:rPr>
+                <w:b/>
+                <w:sz w:val="24"/>
+              </w:rPr>
+            </w:r>
+            <w:r>
+              <w:rPr>
+                <w:sz w:val="24"/>
+              </w:rPr>
+            </w:r>
+          </w:p>
+          <w:p>
+            <w:pPr>
+              <w:bidi w:val="0"/>
+              <w:spacing w:after="80"/>
+              <w:jc w:val="left"/>
+            </w:pPr>
+            <w:r>
+              <w:rPr>
+                <w:b/>
+                <w:sz w:val="24"/>
+              </w:rPr>
+            </w:r>
+            <w:r>
+              <w:rPr>
+                <w:sz w:val="24"/>
+              </w:rPr>
             </w:r>
           </w:p>
         </w:tc>
